--- a/Сети/КП/Документация/1. Титульный лист.docx
+++ b/Сети/КП/Документация/1. Титульный лист.docx
@@ -278,7 +278,29 @@
           <w:szCs w:val="28"/>
           <w:lang w:eastAsia="ru-RU"/>
         </w:rPr>
-        <w:t>«Разработка и анализ требований»</w:t>
+        <w:t>«</w:t>
+      </w:r>
+      <w:r>
+        <w:rPr>
+          <w:b/>
+          <w:bCs/>
+          <w:color w:val="000000"/>
+          <w:sz w:val="28"/>
+          <w:szCs w:val="28"/>
+          <w:lang w:eastAsia="ru-RU"/>
+        </w:rPr>
+        <w:t>Вычислительные системы, сети и телекоммуникация</w:t>
+      </w:r>
+      <w:r>
+        <w:rPr>
+          <w:b/>
+          <w:bCs/>
+          <w:color w:val="000000"/>
+          <w:sz w:val="28"/>
+          <w:szCs w:val="28"/>
+          <w:lang w:eastAsia="ru-RU"/>
+        </w:rPr>
+        <w:t>»</w:t>
       </w:r>
     </w:p>
     <w:p>

--- a/Сети/КП/Документация/1. Титульный лист.docx
+++ b/Сети/КП/Документация/1. Титульный лист.docx
@@ -236,7 +236,18 @@
           <w:szCs w:val="28"/>
           <w:lang w:eastAsia="ru-RU"/>
         </w:rPr>
-        <w:t>КУРСОВАЯ РАБОТА</w:t>
+        <w:t>КУРСОВ</w:t>
+      </w:r>
+      <w:r>
+        <w:rPr>
+          <w:b/>
+          <w:bCs/>
+          <w:color w:val="000000"/>
+          <w:sz w:val="28"/>
+          <w:szCs w:val="28"/>
+          <w:lang w:eastAsia="ru-RU"/>
+        </w:rPr>
+        <w:t>ОЙ ПРОЕКТ</w:t>
       </w:r>
     </w:p>
     <w:p>
@@ -525,7 +536,6 @@
         </w:rPr>
         <w:t>. наук, доцент      ___________________ /</w:t>
       </w:r>
-      <w:proofErr w:type="spellStart"/>
       <w:r>
         <w:rPr>
           <w:color w:val="000000"/>
@@ -535,7 +545,6 @@
         </w:rPr>
         <w:t>Маер</w:t>
       </w:r>
-      <w:proofErr w:type="spellEnd"/>
       <w:r>
         <w:rPr>
           <w:color w:val="000000"/>

--- a/Сети/КП/Документация/1. Титульный лист.docx
+++ b/Сети/КП/Документация/1. Титульный лист.docx
@@ -761,7 +761,7 @@
           <w:szCs w:val="28"/>
           <w:lang w:eastAsia="en-US"/>
         </w:rPr>
-        <w:t>Курган, 2025</w:t>
+        <w:t>Курган 2025</w:t>
       </w:r>
     </w:p>
     <w:p/>
